--- a/templates/新住民全球新聞網_上稿單範本.docx
+++ b/templates/新住民全球新聞網_上稿單範本.docx
@@ -108,7 +108,6 @@
             <w:pPr>
               <w:rPr>
                 <w:rFonts w:ascii="Times New Roman" w:cs="Times New Roman" w:eastAsia="Times New Roman" w:hAnsi="Times New Roman"/>
-                <w:shd w:fill="9900ff" w:val="clear"/>
               </w:rPr>
             </w:pPr>
             <w:sdt>
@@ -120,8 +119,8 @@
                 <w:r>
                   <w:rPr>
                     <w:rFonts w:ascii="Gungsuh" w:cs="Gungsuh" w:eastAsia="Gungsuh" w:hAnsi="Gungsuh"/>
-                    <w:shd w:fill="9900ff" w:val="clear"/>
-                    <w:rtl w:val="0"/>
+                    <w:rtl w:val="0"/>
+                    <w:color w:val="000000"/>
                   </w:rPr>
                   <w:t xml:space="preserve">{{中文標題}}</w:t>
                 </w:r>
@@ -180,8 +179,8 @@
             <w:r>
               <w:rPr>
                 <w:rFonts w:ascii="Times New Roman" w:cs="Times New Roman" w:eastAsia="Times New Roman" w:hAnsi="Times New Roman"/>
-                <w:highlight w:val="darkBlue"/>
-                <w:rtl w:val="0"/>
+                <w:rtl w:val="0"/>
+                <w:color w:val="000000"/>
               </w:rPr>
               <w:t xml:space="preserve">{{外文標題}}</w:t>
             </w:r>
@@ -189,6 +188,7 @@
               <w:rPr>
                 <w:rFonts w:ascii="Times New Roman" w:cs="Times New Roman" w:eastAsia="Times New Roman" w:hAnsi="Times New Roman"/>
                 <w:rtl w:val="0"/>
+                <w:color w:val="000000"/>
               </w:rPr>
             </w:r>
           </w:p>
@@ -1500,22 +1500,23 @@
             <w:r>
               <w:rPr>
                 <w:rFonts w:ascii="Times New Roman" w:cs="Times New Roman" w:eastAsia="Times New Roman" w:hAnsi="Times New Roman"/>
-                <w:highlight w:val="darkBlue"/>
-                <w:rtl w:val="0"/>
-              </w:rPr>
-              <w:t xml:space="preserve">{{主圖說明與版權來源}}</w:t>
-            </w:r>
-            <w:r>
-              <w:rPr>
-                <w:rFonts w:ascii="Times New Roman" w:cs="Times New Roman" w:eastAsia="Times New Roman" w:hAnsi="Times New Roman"/>
-                <w:rtl w:val="0"/>
-              </w:rPr>
-            </w:r>
-            <w:r>
-              <w:rPr>
-                <w:rFonts w:ascii="Times New Roman" w:cs="Times New Roman" w:eastAsia="Times New Roman" w:hAnsi="Times New Roman"/>
-                <w:highlight w:val="darkBlue"/>
-                <w:rtl w:val="0"/>
+                <w:rtl w:val="0"/>
+                <w:color w:val="000000"/>
+              </w:rPr>
+              <w:t xml:space="preserve">主圖說明(Ảnh envato/{圖片名稱})</w:t>
+            </w:r>
+            <w:r>
+              <w:rPr>
+                <w:rFonts w:ascii="Times New Roman" w:cs="Times New Roman" w:eastAsia="Times New Roman" w:hAnsi="Times New Roman"/>
+                <w:rtl w:val="0"/>
+                <w:color w:val="000000"/>
+              </w:rPr>
+            </w:r>
+            <w:r>
+              <w:rPr>
+                <w:rFonts w:ascii="Times New Roman" w:cs="Times New Roman" w:eastAsia="Times New Roman" w:hAnsi="Times New Roman"/>
+                <w:rtl w:val="0"/>
+                <w:color w:val="000000"/>
               </w:rPr>
             </w:r>
             <w:r>
@@ -1523,14 +1524,15 @@
                 <w:rFonts w:ascii="Times New Roman" w:cs="Times New Roman" w:eastAsia="Times New Roman" w:hAnsi="Times New Roman"/>
                 <w:sz w:val="21"/>
                 <w:szCs w:val="21"/>
-                <w:highlight w:val="darkBlue"/>
-                <w:rtl w:val="0"/>
-              </w:rPr>
-            </w:r>
-            <w:r>
-              <w:rPr>
-                <w:rFonts w:ascii="Times New Roman" w:cs="Times New Roman" w:eastAsia="Times New Roman" w:hAnsi="Times New Roman"/>
-                <w:rtl w:val="0"/>
+                <w:rtl w:val="0"/>
+                <w:color w:val="000000"/>
+              </w:rPr>
+            </w:r>
+            <w:r>
+              <w:rPr>
+                <w:rFonts w:ascii="Times New Roman" w:cs="Times New Roman" w:eastAsia="Times New Roman" w:hAnsi="Times New Roman"/>
+                <w:rtl w:val="0"/>
+                <w:color w:val="000000"/>
               </w:rPr>
             </w:r>
           </w:p>
@@ -1546,6 +1548,7 @@
             <w:r>
               <w:rPr>
                 <w:rtl w:val="0"/>
+                <w:color w:val="000000"/>
               </w:rPr>
             </w:r>
           </w:p>
@@ -1822,20 +1825,20 @@
               <w:rPr>
                 <w:rFonts w:ascii="Times New Roman" w:cs="Times New Roman" w:eastAsia="Times New Roman" w:hAnsi="Times New Roman"/>
                 <w:color w:val="000000"/>
-                <w:shd w:fill="9900ff" w:val="clear"/>
-              </w:rPr>
-            </w:pPr>
-            <w:r>
-              <w:rPr>
-                <w:rFonts w:ascii="Times New Roman" w:cs="Times New Roman" w:eastAsia="Times New Roman" w:hAnsi="Times New Roman"/>
-                <w:shd w:fill="9900ff" w:val="clear"/>
-                <w:rtl w:val="0"/>
+              </w:rPr>
+            </w:pPr>
+            <w:r>
+              <w:rPr>
+                <w:rFonts w:ascii="Times New Roman" w:cs="Times New Roman" w:eastAsia="Times New Roman" w:hAnsi="Times New Roman"/>
+                <w:rtl w:val="0"/>
+                <w:color w:val="000000"/>
               </w:rPr>
               <w:t xml:space="preserve">{{關鍵字}}</w:t>
             </w:r>
             <w:r>
               <w:rPr>
                 <w:rtl w:val="0"/>
+                <w:color w:val="000000"/>
               </w:rPr>
             </w:r>
           </w:p>
@@ -1911,27 +1914,25 @@
               <w:rPr>
                 <w:rFonts w:ascii="Times New Roman" w:cs="Times New Roman" w:eastAsia="Times New Roman" w:hAnsi="Times New Roman"/>
                 <w:color w:val="000000"/>
-                <w:shd w:fill="9900ff" w:val="clear"/>
               </w:rPr>
             </w:pPr>
             <w:hyperlink r:id="rId8">
               <w:r>
                 <w:rPr>
                   <w:rFonts w:ascii="Times New Roman" w:cs="Times New Roman" w:eastAsia="Times New Roman" w:hAnsi="Times New Roman"/>
-                  <w:color w:val="1155cc"/>
+                  <w:color w:val="000000"/>
                   <w:u w:val="single"/>
-                  <w:shd w:fill="9900ff" w:val="clear"/>
                   <w:rtl w:val="0"/>
                 </w:rPr>
-                <w:t xml:space="preserve">{{相關連結}}</w:t>
+                <w:t xml:space="preserve">{{相關連結URL}}</w:t>
               </w:r>
             </w:hyperlink>
             <w:r>
               <w:rPr>
                 <w:rFonts w:ascii="Times New Roman" w:cs="Times New Roman" w:eastAsia="Times New Roman" w:hAnsi="Times New Roman"/>
-                <w:shd w:fill="9900ff" w:val="clear"/>
-                <w:rtl w:val="0"/>
-              </w:rPr>
+                <w:rtl w:val="0"/>
+              </w:rPr>
+              <w:t xml:space="preserve"> </w:t>
             </w:r>
             <w:r>
               <w:rPr>
@@ -1961,6 +1962,7 @@
       <w:r>
         <w:rPr>
           <w:rFonts w:ascii="Times New Roman" w:hAnsi="Times New Roman" w:eastAsia="Times New Roman"/>
+          <w:color w:val="000000"/>
           <w:sz w:val="24"/>
         </w:rPr>
         <w:t>{{第一段：導言（50~70字，回答發生什麼事、在哪裡、為什麼重要）}}</w:t>
@@ -1973,6 +1975,7 @@
       <w:r>
         <w:rPr>
           <w:rFonts w:ascii="Times New Roman" w:hAnsi="Times New Roman" w:eastAsia="Times New Roman"/>
+          <w:color w:val="000000"/>
           <w:sz w:val="24"/>
         </w:rPr>
         <w:t>{{第二段：事件內容（事件經過、關鍵數據、官方說法）}}</w:t>
@@ -1985,6 +1988,7 @@
       <w:r>
         <w:rPr>
           <w:rFonts w:ascii="Times New Roman" w:hAnsi="Times New Roman" w:eastAsia="Times New Roman"/>
+          <w:color w:val="000000"/>
           <w:sz w:val="24"/>
         </w:rPr>
         <w:t>{{第三段：影響（對民眾、新住民、社會之可能影響）}}</w:t>
@@ -1997,6 +2001,7 @@
       <w:r>
         <w:rPr>
           <w:rFonts w:ascii="Times New Roman" w:hAnsi="Times New Roman" w:eastAsia="Times New Roman"/>
+          <w:color w:val="000000"/>
           <w:sz w:val="24"/>
         </w:rPr>
         <w:t>{{第四段：後續措施（政府措施、進度、政策規劃）}}</w:t>
@@ -2009,6 +2014,7 @@
       <w:r>
         <w:rPr>
           <w:rFonts w:ascii="Times New Roman" w:hAnsi="Times New Roman" w:eastAsia="Times New Roman"/>
+          <w:color w:val="000000"/>
           <w:sz w:val="24"/>
         </w:rPr>
         <w:t>{{第五段：背景（歷史背景、補充資訊）}}</w:t>
